--- a/submission/AlphaVault-Technical-Report.docx
+++ b/submission/AlphaVault-Technical-Report.docx
@@ -487,7 +487,7 @@
       <w:r>
         <w:t>Public application: https://alphavault-sepolia.onrender.com</w:t>
         <w:br/>
-        <w:t>Repository: https://github.com/qwekker/alphavault-sc6113 (private at this checkpoint). This report follows the six submission categories supplied for this project; the original course handout was not provided. [1, 5]</w:t>
+        <w:t>Repository: https://github.com/qwekker/alphavault-sc6113 (public repository). This report follows the six submission categories supplied for this project; the original course handout was not provided. [1, 5]</w:t>
       </w:r>
     </w:p>
     <w:p>
@@ -1127,7 +1127,7 @@
                 <w:color w:val="000000"/>
                 <w:sz w:val="18"/>
               </w:rPr>
-              <w:t>Admin remains powerful; private repository access must be arranged</w:t>
+              <w:t>Admin remains powerful; reviewers can inspect the public repository</w:t>
             </w:r>
           </w:p>
         </w:tc>
@@ -3922,7 +3922,7 @@
     </w:p>
     <w:p>
       <w:r>
-        <w:t>The pre-deployment full suite passed 64 tests. After the Supabase CA change, the seven PostgreSQL tests passed again. Contract tests cover separation of roles, strategy weights, bounded trades, cooldown/deadline checks, partial redemption, pause/staleness behavior, and donation rounding. API tests cover unsigned calldata, deployment binding, persistence, reorg handling and receipt validation. PostgreSQL unit tests execute SQL with PGlite; separate cloud acceptance confirms the real pg driver and TLS connection. A complete rerun on 18 October 2026 passed all 64 tests with zero failures; see evidence/submission-tests.tap. These are verified checkpoints rather than a claim of exhaustive coverage. [7, 8]</w:t>
+        <w:t>The current full suite contains 64 tests. After the Supabase CA change, the seven PostgreSQL tests passed again. Contract tests cover separation of roles, strategy weights, bounded trades, cooldown/deadline checks, partial redemption, pause/staleness behavior, and donation rounding. API tests cover unsigned calldata, deployment binding, persistence, reorg handling and receipt validation. PostgreSQL unit tests execute SQL with PGlite; separate cloud acceptance confirms the real pg driver and TLS connection. A complete rerun on 18 October 2026 passed all 64 tests with zero failures; see evidence/current-tests.tap. These are verified checkpoints rather than a claim of exhaustive coverage. [7, 8]</w:t>
       </w:r>
     </w:p>
     <w:p>
@@ -5134,7 +5134,7 @@
     </w:p>
     <w:p>
       <w:r>
-        <w:t>The six rejection calls correspond to four investor attempts, one manager attempt and one revoked-Keeper attempt in contracts.test.mjs. The latest complete test run is recorded in submission-tests.tap. The drawdown and volatility differences are calculated from full-precision backtests.json values, with Equal Weight as an explicit baseline. These results support the narrow claim that the prototype can constrain tested actions and that its conservative rule reduced variability on this fixture. They do not establish alpha, general market robustness or reduced staffing cost. [4, 6, 7, 8]</w:t>
+        <w:t>The six rejection calls correspond to four investor attempts, one manager attempt and one revoked-Keeper attempt in contracts.test.mjs. The latest complete test run is recorded in current-tests.tap. The drawdown and volatility differences are calculated from full-precision backtests.json values, with Equal Weight as an explicit baseline. These results support the narrow claim that the prototype can constrain tested actions and that its conservative rule reduced variability on this fixture. They do not establish alpha, general market robustness or reduced staffing cost. [4, 6, 7, 8]</w:t>
       </w:r>
     </w:p>
     <w:p>
@@ -5157,7 +5157,7 @@
     </w:p>
     <w:p>
       <w:r>
-        <w:t>The hosted system uses a Node.js 22 Docker container on Render Free and external Supabase PostgreSQL in Singapore. The dashboard and REST service share an origin. The deployed code checkpoint is 52aca85. Its public health endpoint reports wallet mode, chain ID 11155111 and PostgreSQL, and checks database and RPC connectivity. No signing key is stored in the application. The DATABASE_URL remains a Render secret. [3, 8]</w:t>
+        <w:t>The hosted system uses a Node.js 22 Docker container on Render Free and external Supabase PostgreSQL in Singapore. The dashboard and REST service share an origin. The initial hosted code checkpoint was 52aca85; application sources remain unchanged in the reviewed main branch. Its public health endpoint reports wallet mode, chain ID 11155111 and PostgreSQL, and checks database and RPC connectivity. No signing key is stored in the application. The DATABASE_URL remains a Render secret. [3, 8]</w:t>
       </w:r>
     </w:p>
     <w:tbl>
@@ -5712,7 +5712,7 @@
     </w:p>
     <w:p>
       <w:r>
-        <w:t>Both saved public acceptance runs passed. First startup imported 12 verified receipt hashes. Following a service restart, startup imported zero and skipped the same 12. To distinguish persistence from reconstruction using chain data, the acceptance procedure inserted a non-chain jobs sentinel through the SQL editor. Its row and message remained identical after restart. The combined evidence therefore supports hosted database persistence across that restart. [8]</w:t>
+        <w:t>The initial before/after restart acceptance runs passed. First startup imported 12 verified receipt hashes. Following a service restart, startup imported zero and skipped the same 12. To distinguish persistence from reconstruction using chain data, the acceptance procedure inserted a non-chain jobs sentinel through the SQL editor. Its row and message remained identical after restart. The combined evidence therefore supports hosted database persistence across that restart. [8]</w:t>
       </w:r>
     </w:p>
     <w:p>
@@ -5858,7 +5858,7 @@
         <w:rPr>
           <w:sz w:val="18"/>
         </w:rPr>
-        <w:t>[7] evidence/submission-tests.tap (latest 64/64); free-hosting-tests.tap and postgres-tests.tap (earlier checkpoints); test/*.test.mjs.</w:t>
+        <w:t>[7] evidence/current-tests.tap (latest 64/64); free-hosting-tests.tap and postgres-tests.tap (earlier checkpoints); test/*.test.mjs.</w:t>
       </w:r>
     </w:p>
     <w:p>
@@ -5869,7 +5869,7 @@
         <w:rPr>
           <w:sz w:val="18"/>
         </w:rPr>
-        <w:t>[8] evidence/submission-hosted-check.json (latest API); hosted-acceptance.json and hosted-jobs-before-restart.json / hosted-jobs-after-restart.json (restart proof).</w:t>
+        <w:t>[8] evidence/current-hosted-check.json (latest API); hosted-acceptance.json and hosted-jobs-before-restart.json / hosted-jobs-after-restart.json (restart proof).</w:t>
       </w:r>
     </w:p>
     <w:p>
@@ -5915,7 +5915,7 @@
     </w:p>
     <w:p>
       <w:r>
-        <w:t>The report has 14 pages and the demonstration runs for ten minutes. Confirm marker access to the private repository or submit the source archive. Explorer source verification remains pending if separately required. Before a live trading demonstration, the risk officer must refresh both mock market reports. If approval does not count toward transaction types, record one additional core method. The accompanying video separates local actions from public historical evidence. No audit or real-market return claim is included.</w:t>
+        <w:t>The report has 14 pages and the demonstration runs for ten minutes. The repository is public; the source archive is also included. Explorer source verification remains pending if separately required. Before a live trading demonstration, the risk officer must refresh both mock market reports. If approval does not count toward transaction types, record one additional core method. The accompanying video separates local actions from public historical evidence. No audit or real-market return claim is included.</w:t>
       </w:r>
     </w:p>
     <w:sectPr>

--- a/submission/AlphaVault-Technical-Report.docx
+++ b/submission/AlphaVault-Technical-Report.docx
@@ -7,22 +7,12 @@
         <w:pStyle w:val="Title"/>
       </w:pPr>
       <w:r>
-        <w:t>AlphaVault technical report</w:t>
+        <w:t>DAPP Report - AlphaVault</w:t>
       </w:r>
     </w:p>
     <w:p>
       <w:r>
-        <w:t>Decentralized Quantitative Portfolio Management and Risk Controlled Rebalancing Platform</w:t>
-      </w:r>
-    </w:p>
-    <w:p>
-      <w:r>
-        <w:t>SC6113 DApp project • Submission report • Evidence checkpoint 18 October 2026</w:t>
-      </w:r>
-    </w:p>
-    <w:p>
-      <w:r>
-        <w:t>Author: Du zhuotong</w:t>
+        <w:t>Du Zhuotong</w:t>
       </w:r>
     </w:p>
     <w:p>
@@ -35,7 +25,7 @@
     </w:p>
     <w:p>
       <w:r>
-        <w:t>AlphaVault implements a portfolio-management workflow in which investors deposit mock cash, a manager selects an allocation rule, and a separate risk officer sets trading constraints. A Keeper triggers a transaction that calculates and validates target weights before moving tokens. The three core Solidity contracts separate custody, strategy selection and risk policy. An Express REST API indexes chain events into SQLite locally or PostgreSQL in the hosted deployment, while a wallet-connected dashboard displays portfolio state and transaction evidence.</w:t>
+        <w:t>AlphaVault implements a portfolio-management workflow in which investors deposit mock cash, a manager selects an allocation rule, and a separate risk officer sets trading constraints. A Keeper triggers a transaction that calculates and validates target weights before moving tokens. The three core Solidity contracts separate custody, strategy selection and risk policy. A Python Flask REST API indexes chain events into SQLite locally or PostgreSQL in the hosted deployment, while a wallet-connected dashboard displays portfolio state and transaction evidence.</w:t>
       </w:r>
     </w:p>
     <w:p>
@@ -196,7 +186,7 @@
                 <w:color w:val="000000"/>
                 <w:sz w:val="18"/>
               </w:rPr>
-              <w:t>Separate AlphaVault source tree. Earlier escrow projects remain unchanged. Du zhuotong is the named project owner.</w:t>
+              <w:t>Separate AlphaVault source tree. Earlier escrow projects remain unchanged. Du Zhuotong is the named project owner.</w:t>
             </w:r>
           </w:p>
         </w:tc>
@@ -1173,7 +1163,7 @@
                     <pic:cNvPicPr/>
                   </pic:nvPicPr>
                   <pic:blipFill>
-                    <a:blip r:embed="rId11"/>
+                    <a:blip r:embed="rId10"/>
                     <a:stretch>
                       <a:fillRect/>
                     </a:stretch>
@@ -2441,7 +2431,7 @@
                     <pic:cNvPicPr/>
                   </pic:nvPicPr>
                   <pic:blipFill>
-                    <a:blip r:embed="rId12"/>
+                    <a:blip r:embed="rId11"/>
                     <a:stretch>
                       <a:fillRect/>
                     </a:stretch>
@@ -3000,7 +2990,7 @@
                     <pic:cNvPicPr/>
                   </pic:nvPicPr>
                   <pic:blipFill>
-                    <a:blip r:embed="rId13"/>
+                    <a:blip r:embed="rId12"/>
                     <a:stretch>
                       <a:fillRect/>
                     </a:stretch>
@@ -3070,7 +3060,7 @@
                     <pic:cNvPicPr/>
                   </pic:nvPicPr>
                   <pic:blipFill>
-                    <a:blip r:embed="rId14"/>
+                    <a:blip r:embed="rId13"/>
                     <a:stretch>
                       <a:fillRect/>
                     </a:stretch>
@@ -3140,7 +3130,7 @@
                     <pic:cNvPicPr/>
                   </pic:nvPicPr>
                   <pic:blipFill>
-                    <a:blip r:embed="rId15"/>
+                    <a:blip r:embed="rId14"/>
                     <a:stretch>
                       <a:fillRect/>
                     </a:stretch>
@@ -3922,7 +3912,7 @@
     </w:p>
     <w:p>
       <w:r>
-        <w:t>The current full suite contains 64 tests. After the Supabase CA change, the seven PostgreSQL tests passed again. Contract tests cover separation of roles, strategy weights, bounded trades, cooldown/deadline checks, partial redemption, pause/staleness behavior, and donation rounding. API tests cover unsigned calldata, deployment binding, persistence, reorg handling and receipt validation. PostgreSQL unit tests execute SQL with PGlite; separate cloud acceptance confirms the real pg driver and TLS connection. A complete rerun on 18 October 2026 passed all 64 tests with zero failures; see evidence/current-tests.tap. These are verified checkpoints rather than a claim of exhaustive coverage. [7, 8]</w:t>
+        <w:t>Validation passes 36 Python Flask tests and 64 Solidity/legacy regression tests with zero failures. Flask tests cover all 13 business methods, unsigned calldata, input and origin checks, paused exit, receipt verification, chain rollback, database reopen and bounded telemetry. Quantitative parity tests match the original deterministic results. The legacy suite retains contract accounting, risk and PostgreSQL SQL tests. Public acceptance separately checks the deployed Python driver, PostgreSQL TLS connection and existing records. These suites overlap in scope and do not constitute an exhaustive security audit. [7, 8]</w:t>
       </w:r>
     </w:p>
     <w:p>
@@ -5134,7 +5124,7 @@
     </w:p>
     <w:p>
       <w:r>
-        <w:t>The six rejection calls correspond to four investor attempts, one manager attempt and one revoked-Keeper attempt in contracts.test.mjs. The latest complete test run is recorded in current-tests.tap. The drawdown and volatility differences are calculated from full-precision backtests.json values, with Equal Weight as an explicit baseline. These results support the narrow claim that the prototype can constrain tested actions and that its conservative rule reduced variability on this fixture. They do not establish alpha, general market robustness or reduced staffing cost. [4, 6, 7, 8]</w:t>
+        <w:t>The six rejection calls correspond to four investor attempts, one manager attempt and one revoked-Keeper attempt in contracts.test.mjs. The latest regression run is recorded in flask-migration-node-regression.tap. The drawdown and volatility differences are calculated from full-precision backtests.json values, with Equal Weight as an explicit baseline. These results support the narrow claim that the prototype can constrain tested actions and that its conservative rule reduced variability on this fixture. They do not establish alpha, general market robustness or reduced staffing cost. [4, 6, 7, 8]</w:t>
       </w:r>
     </w:p>
     <w:p>
@@ -5157,7 +5147,7 @@
     </w:p>
     <w:p>
       <w:r>
-        <w:t>The hosted system uses a Node.js 22 Docker container on Render Free and external Supabase PostgreSQL in Singapore. The dashboard and REST service share an origin. The initial hosted code checkpoint was 52aca85; application sources remain unchanged in the reviewed main branch. Its public health endpoint reports wallet mode, chain ID 11155111 and PostgreSQL, and checks database and RPC connectivity. No signing key is stored in the application. The DATABASE_URL remains a Render secret. [3, 8]</w:t>
+        <w:t>The hosted system runs Python 3.12, Flask, Web3.py and Gunicorn on Render Free, with external Supabase PostgreSQL in Singapore. Node.js compiles Solidity in a separate build stage; the runtime image uses Python. The dashboard and API share an origin. The Flask source checkpoint is 9439d16. Health reports python-flask, wallet mode, Sepolia and PostgreSQL. The existing contracts and database schema are retained. MetaMask signs public transactions; DATABASE_URL remains a Render secret. [3, 8]</w:t>
       </w:r>
     </w:p>
     <w:tbl>
@@ -5814,7 +5804,7 @@
         <w:rPr>
           <w:sz w:val="18"/>
         </w:rPr>
-        <w:t>[3] docs/API.md; server/service.mjs, actions.mjs, store.mjs and postgres-store.mjs. API, indexer and storage behavior.</w:t>
+        <w:t>[3] docs/API.md; backend/app.py, service.py, actions.py and store.py. Flask API, indexer and SQL persistence.</w:t>
       </w:r>
     </w:p>
     <w:p>
@@ -5847,7 +5837,7 @@
         <w:rPr>
           <w:sz w:val="18"/>
         </w:rPr>
-        <w:t>[6] server/quant.mjs and evidence/backtests.json. Deterministic synthetic experiment, 160 daily intervals after warm-up.</w:t>
+        <w:t>[6] backend/quant.py and evidence/backtests.json. Deterministic synthetic experiment, 160 daily intervals after warm-up.</w:t>
       </w:r>
     </w:p>
     <w:p>
@@ -5858,7 +5848,7 @@
         <w:rPr>
           <w:sz w:val="18"/>
         </w:rPr>
-        <w:t>[7] evidence/current-tests.tap (latest 64/64); free-hosting-tests.tap and postgres-tests.tap (earlier checkpoints); test/*.test.mjs.</w:t>
+        <w:t>[7] evidence/flask-tests.txt (36/36); flask-migration-node-regression.tap (64/64); test_python/ and test/*.test.mjs.</w:t>
       </w:r>
     </w:p>
     <w:p>
@@ -5869,7 +5859,7 @@
         <w:rPr>
           <w:sz w:val="18"/>
         </w:rPr>
-        <w:t>[8] evidence/current-hosted-check.json (latest API); hosted-acceptance.json and hosted-jobs-before-restart.json / hosted-jobs-after-restart.json (restart proof).</w:t>
+        <w:t>[8] evidence/flask-hosted-acceptance.json (Flask API and retained data); hosted-acceptance.json and hosted-jobs-before-restart.json / hosted-jobs-after-restart.json (restart proof).</w:t>
       </w:r>
     </w:p>
     <w:p>
@@ -5919,8 +5909,7 @@
       </w:r>
     </w:p>
     <w:sectPr>
-      <w:headerReference w:type="default" r:id="rId9"/>
-      <w:footerReference w:type="default" r:id="rId10"/>
+      <w:footerReference w:type="default" r:id="rId9"/>
       <w:pgSz w:w="11909" w:h="16834"/>
       <w:pgMar w:top="936" w:right="1037" w:bottom="936" w:left="1037" w:header="720" w:footer="720" w:gutter="0"/>
       <w:cols w:space="720"/>
@@ -5937,31 +5926,9 @@
       <w:pStyle w:val="Footer"/>
       <w:jc w:val="right"/>
     </w:pPr>
-    <w:r>
-      <w:rPr>
-        <w:sz w:val="16"/>
-      </w:rPr>
-      <w:t xml:space="preserve">18 October 2026    </w:t>
-    </w:r>
     <w:fldSimple w:instr="PAGE"/>
   </w:p>
 </w:ftr>
-</file>
-
-<file path=word/header1.xml><?xml version="1.0" encoding="utf-8"?>
-<w:hdr xmlns:m="http://schemas.openxmlformats.org/officeDocument/2006/math" xmlns:mc="http://schemas.openxmlformats.org/markup-compatibility/2006" xmlns:mo="http://schemas.microsoft.com/office/mac/office/2008/main" xmlns:mv="urn:schemas-microsoft-com:mac:vml" xmlns:o="urn:schemas-microsoft-com:office:office" xmlns:r="http://schemas.openxmlformats.org/officeDocument/2006/relationships" xmlns:v="urn:schemas-microsoft-com:vml" xmlns:w10="urn:schemas-microsoft-com:office:word" xmlns:w14="http://schemas.microsoft.com/office/word/2010/wordml" xmlns:w="http://schemas.openxmlformats.org/wordprocessingml/2006/main" xmlns:wne="http://schemas.microsoft.com/office/word/2006/wordml" xmlns:wp14="http://schemas.microsoft.com/office/word/2010/wordprocessingDrawing" xmlns:wp="http://schemas.openxmlformats.org/drawingml/2006/wordprocessingDrawing" xmlns:wpc="http://schemas.microsoft.com/office/word/2010/wordprocessingCanvas" xmlns:wpg="http://schemas.microsoft.com/office/word/2010/wordprocessingGroup" xmlns:wpi="http://schemas.microsoft.com/office/word/2010/wordprocessingInk" xmlns:wps="http://schemas.microsoft.com/office/word/2010/wordprocessingShape" mc:Ignorable="w14 wp14">
-  <w:p>
-    <w:pPr>
-      <w:pStyle w:val="Header"/>
-    </w:pPr>
-    <w:r>
-      <w:rPr>
-        <w:sz w:val="16"/>
-      </w:rPr>
-      <w:t>AlphaVault    SC6113 technical report</w:t>
-    </w:r>
-  </w:p>
-</w:hdr>
 </file>
 
 <file path=word/numbering.xml><?xml version="1.0" encoding="utf-8"?>
